--- a/worksheets/Lesson4_LANHardware_Worksheet.docx
+++ b/worksheets/Lesson4_LANHardware_Worksheet.docx
@@ -522,7 +522,7 @@
                 <w:sz w:val="21"/>
                 <w:szCs w:val="21"/>
               </w:rPr>
-              <w:t xml:space="preserve">How is the internet connected across oceans? What transmission media do you think is used?</w:t>
+              <w:t xml:space="preserve">A school has one building for Years 7 to 9 and another 200 metres away for Years 10 and 11. Suggest how you would connect the two, and why.</w:t>
             </w:r>
           </w:p>
           <w:tbl>
@@ -1889,7 +1889,7 @@
                 <w:sz w:val="21"/>
                 <w:szCs w:val="21"/>
               </w:rPr>
-              <w:t xml:space="preserve">Give two reasons why the undersea cables that carry the internet are fibre optic. Was your starter answer right?</w:t>
+              <w:t xml:space="preserve">Give two reasons why fibre optic cable is used for long distances. Was your starter answer right?</w:t>
             </w:r>
           </w:p>
           <w:tbl>
